--- a/RA2 - Emmagatzematge i copies de seguretat/AA3 - Copies de seguretat/A07_Practica_EverPia_Copies_Seguretat.docx
+++ b/RA2 - Emmagatzematge i copies de seguretat/AA3 - Copies de seguretat/A07_Practica_EverPia_Copies_Seguretat.docx
@@ -792,7 +792,111 @@
           <w:sz w:val="20"/>
           <w:szCs w:val="20"/>
         </w:rPr>
-        <w:t xml:space="preserve">Fonts: repositori "NF2AA3-CopiesSeguretat" (GitHub, SMX-0226SI) — projecte EverPia III, activitat de còpies de seguretat; repositori "Materials", NF2/AA3-CopiesSeguretat.md — Carlos Alonso Martínez, Escola Pia de Mataró (CC-BY-SA-4.0); duplicati.com; duplicity.gitlab.io.</w:t>
+        <w:t xml:space="preserve">Fonts: repositori </w:t>
+      </w:r>
+      <w:hyperlink r:id="rId13">
+        <w:r>
+          <w:rPr>
+            <w:b/>
+            <w:bCs/>
+            <w:i/>
+            <w:iCs/>
+            <w:sz w:val="20"/>
+            <w:szCs w:val="20"/>
+            <w:color w:val="0563C1"/>
+            <w:u w:val="single"/>
+          </w:rPr>
+          <w:t xml:space="preserve">"NF2AA3-CopiesSeguretat"</w:t>
+        </w:r>
+      </w:hyperlink>
+      <w:r>
+        <w:rPr>
+          <w:b/>
+          <w:bCs/>
+          <w:i/>
+          <w:iCs/>
+          <w:sz w:val="20"/>
+          <w:szCs w:val="20"/>
+        </w:rPr>
+        <w:t xml:space="preserve"> (GitHub, SMX-0226SI) — projecte EverPia III, activitat de còpies de seguretat; repositori "Materials", </w:t>
+      </w:r>
+      <w:hyperlink r:id="rId14">
+        <w:r>
+          <w:rPr>
+            <w:b/>
+            <w:bCs/>
+            <w:i/>
+            <w:iCs/>
+            <w:sz w:val="20"/>
+            <w:szCs w:val="20"/>
+            <w:color w:val="0563C1"/>
+            <w:u w:val="single"/>
+          </w:rPr>
+          <w:t xml:space="preserve">NF2/AA3-CopiesSeguretat.md</w:t>
+        </w:r>
+      </w:hyperlink>
+      <w:r>
+        <w:rPr>
+          <w:b/>
+          <w:bCs/>
+          <w:i/>
+          <w:iCs/>
+          <w:sz w:val="20"/>
+          <w:szCs w:val="20"/>
+        </w:rPr>
+        <w:t xml:space="preserve"> — Carlos Alonso Martínez, Escola Pia de Mataró (CC-BY-SA-4.0); </w:t>
+      </w:r>
+      <w:hyperlink r:id="rId15">
+        <w:r>
+          <w:rPr>
+            <w:b/>
+            <w:bCs/>
+            <w:i/>
+            <w:iCs/>
+            <w:sz w:val="20"/>
+            <w:szCs w:val="20"/>
+            <w:color w:val="0563C1"/>
+            <w:u w:val="single"/>
+          </w:rPr>
+          <w:t xml:space="preserve">duplicati.com</w:t>
+        </w:r>
+      </w:hyperlink>
+      <w:r>
+        <w:rPr>
+          <w:b/>
+          <w:bCs/>
+          <w:i/>
+          <w:iCs/>
+          <w:sz w:val="20"/>
+          <w:szCs w:val="20"/>
+        </w:rPr>
+        <w:t xml:space="preserve">; </w:t>
+      </w:r>
+      <w:hyperlink r:id="rId16">
+        <w:r>
+          <w:rPr>
+            <w:b/>
+            <w:bCs/>
+            <w:i/>
+            <w:iCs/>
+            <w:sz w:val="20"/>
+            <w:szCs w:val="20"/>
+            <w:color w:val="0563C1"/>
+            <w:u w:val="single"/>
+          </w:rPr>
+          <w:t xml:space="preserve">duplicity.gitlab.io</w:t>
+        </w:r>
+      </w:hyperlink>
+      <w:r>
+        <w:rPr>
+          <w:b/>
+          <w:bCs/>
+          <w:i/>
+          <w:iCs/>
+          <w:sz w:val="20"/>
+          <w:szCs w:val="20"/>
+        </w:rPr>
+        <w:t xml:space="preserve">.</w:t>
       </w:r>
     </w:p>
     <w:sectPr>
